--- a/human/tasks/U-03/summary.docx
+++ b/human/tasks/U-03/summary.docx
@@ -143,7 +143,7 @@
     </w:p>
     <w:p>
       <w:r>
-        <w:t>旧Unity C#可能有序列化引用，不在本包删除。共享模块和根目录整体迁移仍待后续逐包处理；本包没有可归档的历史运行签署。</w:t>
+        <w:t>旧Unity C#可能有序列化引用，不在本包删除。根目录19/19项已迁入human/agent，当前读取和运行入口已验证，业务签收不变；本包没有可归档的历史运行签署。</w:t>
       </w:r>
     </w:p>
     <w:p>
@@ -202,7 +202,12 @@
     </w:p>
     <w:p>
       <w:r>
-        <w:t>累计23/71包，剩余48，下一U-04。已先修执行层再生成Word与串联审阅，未把规范化当成业务DONE，根目录双层收拢仍未完成。</w:t>
+        <w:t>规范化71/71包、根目录迁移19/19项完成；每包Word由Agent源生成。</w:t>
+      </w:r>
+    </w:p>
+    <w:p>
+      <w:r>
+        <w:t>业务状态WAIT_DEP，原签收与未交付项不变；后续按注册表和实际依赖推进。</w:t>
       </w:r>
     </w:p>
     <w:p>
